--- a/document/HC物联网二开代码发布（梓豪方式安装）.docx
+++ b/document/HC物联网二开代码发布（梓豪方式安装）.docx
@@ -44,6 +44,7 @@
     <w:p>
       <w:pPr>
         <w:numPr>
+          <w:ilvl w:val="0"/>
           <w:numId w:val="0"/>
         </w:numPr>
         <w:rPr>
@@ -62,6 +63,7 @@
     <w:p>
       <w:pPr>
         <w:numPr>
+          <w:ilvl w:val="0"/>
           <w:numId w:val="0"/>
         </w:numPr>
         <w:rPr>
@@ -73,6 +75,7 @@
     <w:p>
       <w:pPr>
         <w:numPr>
+          <w:ilvl w:val="0"/>
           <w:numId w:val="0"/>
         </w:numPr>
         <w:rPr>
@@ -148,6 +151,7 @@
     <w:p>
       <w:pPr>
         <w:numPr>
+          <w:ilvl w:val="0"/>
           <w:numId w:val="0"/>
         </w:numPr>
         <w:rPr>
@@ -181,6 +185,7 @@
     <w:p>
       <w:pPr>
         <w:numPr>
+          <w:ilvl w:val="0"/>
           <w:numId w:val="0"/>
         </w:numPr>
         <w:ind w:leftChars="0"/>
@@ -243,18 +248,20 @@
     <w:p>
       <w:pPr>
         <w:numPr>
-          <w:numId w:val="0"/>
-        </w:numPr>
-        <w:ind w:leftChars="0"/>
-        <w:rPr>
-          <w:rFonts w:hint="eastAsia"/>
-          <w:lang w:val="en-US" w:eastAsia="zh-CN"/>
-        </w:rPr>
-      </w:pPr>
-    </w:p>
-    <w:p>
-      <w:pPr>
-        <w:numPr>
+          <w:ilvl w:val="0"/>
+          <w:numId w:val="0"/>
+        </w:numPr>
+        <w:ind w:leftChars="0"/>
+        <w:rPr>
+          <w:rFonts w:hint="eastAsia"/>
+          <w:lang w:val="en-US" w:eastAsia="zh-CN"/>
+        </w:rPr>
+      </w:pPr>
+    </w:p>
+    <w:p>
+      <w:pPr>
+        <w:numPr>
+          <w:ilvl w:val="0"/>
           <w:numId w:val="0"/>
         </w:numPr>
         <w:ind w:leftChars="0"/>
@@ -328,6 +335,7 @@
     <w:p>
       <w:pPr>
         <w:numPr>
+          <w:ilvl w:val="0"/>
           <w:numId w:val="0"/>
         </w:numPr>
         <w:ind w:leftChars="0"/>
@@ -347,6 +355,7 @@
     <w:p>
       <w:pPr>
         <w:numPr>
+          <w:ilvl w:val="0"/>
           <w:numId w:val="0"/>
         </w:numPr>
         <w:ind w:leftChars="0"/>
@@ -398,6 +407,7 @@
     <w:p>
       <w:pPr>
         <w:numPr>
+          <w:ilvl w:val="0"/>
           <w:numId w:val="0"/>
         </w:numPr>
         <w:ind w:leftChars="0"/>
@@ -417,6 +427,7 @@
     <w:p>
       <w:pPr>
         <w:numPr>
+          <w:ilvl w:val="0"/>
           <w:numId w:val="0"/>
         </w:numPr>
         <w:ind w:leftChars="0"/>
@@ -472,18 +483,20 @@
     <w:p>
       <w:pPr>
         <w:numPr>
-          <w:numId w:val="0"/>
-        </w:numPr>
-        <w:ind w:leftChars="0"/>
-        <w:rPr>
-          <w:rFonts w:hint="eastAsia"/>
-          <w:lang w:val="en-US" w:eastAsia="zh-CN"/>
-        </w:rPr>
-      </w:pPr>
-    </w:p>
-    <w:p>
-      <w:pPr>
-        <w:numPr>
+          <w:ilvl w:val="0"/>
+          <w:numId w:val="0"/>
+        </w:numPr>
+        <w:ind w:leftChars="0"/>
+        <w:rPr>
+          <w:rFonts w:hint="eastAsia"/>
+          <w:lang w:val="en-US" w:eastAsia="zh-CN"/>
+        </w:rPr>
+      </w:pPr>
+    </w:p>
+    <w:p>
+      <w:pPr>
+        <w:numPr>
+          <w:ilvl w:val="0"/>
           <w:numId w:val="0"/>
         </w:numPr>
         <w:ind w:leftChars="0"/>
@@ -535,6 +548,7 @@
     <w:p>
       <w:pPr>
         <w:numPr>
+          <w:ilvl w:val="0"/>
           <w:numId w:val="0"/>
         </w:numPr>
         <w:ind w:leftChars="0"/>
@@ -586,6 +600,7 @@
     <w:p>
       <w:pPr>
         <w:numPr>
+          <w:ilvl w:val="0"/>
           <w:numId w:val="0"/>
         </w:numPr>
         <w:ind w:leftChars="0"/>
@@ -605,6 +620,7 @@
     <w:p>
       <w:pPr>
         <w:numPr>
+          <w:ilvl w:val="0"/>
           <w:numId w:val="0"/>
         </w:numPr>
         <w:ind w:leftChars="0"/>
@@ -656,6 +672,7 @@
     <w:p>
       <w:pPr>
         <w:numPr>
+          <w:ilvl w:val="0"/>
           <w:numId w:val="0"/>
         </w:numPr>
         <w:ind w:leftChars="0"/>
@@ -727,6 +744,89 @@
     <w:p>
       <w:pPr>
         <w:numPr>
+          <w:ilvl w:val="0"/>
+          <w:numId w:val="0"/>
+        </w:numPr>
+        <w:ind w:leftChars="0"/>
+        <w:rPr>
+          <w:rFonts w:hint="eastAsia"/>
+          <w:lang w:val="en-US" w:eastAsia="zh-CN"/>
+        </w:rPr>
+      </w:pPr>
+      <w:r>
+        <w:rPr>
+          <w:rFonts w:hint="eastAsia"/>
+          <w:lang w:val="en-US" w:eastAsia="zh-CN"/>
+        </w:rPr>
+        <w:t xml:space="preserve">先安装git  </w:t>
+      </w:r>
+    </w:p>
+    <w:p>
+      <w:pPr>
+        <w:numPr>
+          <w:ilvl w:val="0"/>
+          <w:numId w:val="0"/>
+        </w:numPr>
+        <w:ind w:leftChars="0"/>
+        <w:rPr>
+          <w:rFonts w:hint="eastAsia"/>
+          <w:lang w:val="en-US" w:eastAsia="zh-CN"/>
+        </w:rPr>
+      </w:pPr>
+      <w:r>
+        <w:rPr>
+          <w:rFonts w:hint="eastAsia"/>
+          <w:lang w:val="en-US" w:eastAsia="zh-CN"/>
+        </w:rPr>
+        <w:t>yum install -y git</w:t>
+      </w:r>
+    </w:p>
+    <w:p>
+      <w:pPr>
+        <w:numPr>
+          <w:ilvl w:val="0"/>
+          <w:numId w:val="0"/>
+        </w:numPr>
+        <w:ind w:leftChars="0"/>
+        <w:rPr>
+          <w:rFonts w:hint="eastAsia"/>
+          <w:lang w:val="en-US" w:eastAsia="zh-CN"/>
+        </w:rPr>
+      </w:pPr>
+      <w:r>
+        <w:rPr>
+          <w:rFonts w:hint="eastAsia"/>
+          <w:lang w:val="en-US" w:eastAsia="zh-CN"/>
+        </w:rPr>
+        <w:t>安装maven</w:t>
+      </w:r>
+    </w:p>
+    <w:p>
+      <w:pPr>
+        <w:numPr>
+          <w:ilvl w:val="0"/>
+          <w:numId w:val="0"/>
+        </w:numPr>
+        <w:ind w:leftChars="0"/>
+        <w:rPr>
+          <w:rFonts w:hint="default"/>
+          <w:lang w:val="en-US" w:eastAsia="zh-CN"/>
+        </w:rPr>
+      </w:pPr>
+      <w:r>
+        <w:rPr>
+          <w:rFonts w:hint="eastAsia"/>
+          <w:lang w:val="en-US" w:eastAsia="zh-CN"/>
+        </w:rPr>
+        <w:t>yum install -y maven</w:t>
+      </w:r>
+      <w:bookmarkStart w:id="0" w:name="_GoBack"/>
+      <w:bookmarkEnd w:id="0"/>
+    </w:p>
+    <w:p>
+      <w:pPr>
+        <w:numPr>
+          <w:ilvl w:val="0"/>
           <w:numId w:val="0"/>
         </w:numPr>
         <w:ind w:leftChars="0"/>
@@ -746,6 +846,7 @@
     <w:p>
       <w:pPr>
         <w:numPr>
+          <w:ilvl w:val="0"/>
           <w:numId w:val="0"/>
         </w:numPr>
         <w:ind w:leftChars="0"/>
@@ -797,14 +898,16 @@
     <w:p>
       <w:pPr>
         <w:numPr>
-          <w:numId w:val="0"/>
-        </w:numPr>
-        <w:ind w:leftChars="0"/>
-      </w:pPr>
-    </w:p>
-    <w:p>
-      <w:pPr>
-        <w:numPr>
+          <w:ilvl w:val="0"/>
+          <w:numId w:val="0"/>
+        </w:numPr>
+        <w:ind w:leftChars="0"/>
+      </w:pPr>
+    </w:p>
+    <w:p>
+      <w:pPr>
+        <w:numPr>
+          <w:ilvl w:val="0"/>
           <w:numId w:val="0"/>
         </w:numPr>
         <w:ind w:leftChars="0"/>
@@ -824,6 +927,7 @@
     <w:p>
       <w:pPr>
         <w:numPr>
+          <w:ilvl w:val="0"/>
           <w:numId w:val="0"/>
         </w:numPr>
         <w:ind w:leftChars="0"/>
@@ -843,6 +947,7 @@
     <w:p>
       <w:pPr>
         <w:numPr>
+          <w:ilvl w:val="0"/>
           <w:numId w:val="0"/>
         </w:numPr>
         <w:ind w:leftChars="0"/>
@@ -916,6 +1021,7 @@
     <w:p>
       <w:pPr>
         <w:numPr>
+          <w:ilvl w:val="0"/>
           <w:numId w:val="0"/>
         </w:numPr>
         <w:ind w:leftChars="0"/>
@@ -935,6 +1041,7 @@
     <w:p>
       <w:pPr>
         <w:numPr>
+          <w:ilvl w:val="0"/>
           <w:numId w:val="0"/>
         </w:numPr>
         <w:ind w:leftChars="0"/>
@@ -986,6 +1093,7 @@
     <w:p>
       <w:pPr>
         <w:numPr>
+          <w:ilvl w:val="0"/>
           <w:numId w:val="0"/>
         </w:numPr>
         <w:ind w:leftChars="0"/>
@@ -1005,6 +1113,7 @@
     <w:p>
       <w:pPr>
         <w:numPr>
+          <w:ilvl w:val="0"/>
           <w:numId w:val="0"/>
         </w:numPr>
         <w:ind w:leftChars="0"/>
@@ -1056,6 +1165,7 @@
     <w:p>
       <w:pPr>
         <w:numPr>
+          <w:ilvl w:val="0"/>
           <w:numId w:val="0"/>
         </w:numPr>
         <w:ind w:leftChars="0"/>
@@ -1097,6 +1207,7 @@
     <w:p>
       <w:pPr>
         <w:numPr>
+          <w:ilvl w:val="0"/>
           <w:numId w:val="0"/>
         </w:numPr>
         <w:ind w:leftChars="0"/>
@@ -1116,6 +1227,7 @@
     <w:p>
       <w:pPr>
         <w:numPr>
+          <w:ilvl w:val="0"/>
           <w:numId w:val="0"/>
         </w:numPr>
         <w:ind w:leftChars="0"/>
@@ -1167,6 +1279,7 @@
     <w:p>
       <w:pPr>
         <w:numPr>
+          <w:ilvl w:val="0"/>
           <w:numId w:val="0"/>
         </w:numPr>
         <w:ind w:leftChars="0"/>
@@ -1186,6 +1299,7 @@
     <w:p>
       <w:pPr>
         <w:numPr>
+          <w:ilvl w:val="0"/>
           <w:numId w:val="0"/>
         </w:numPr>
         <w:ind w:leftChars="0"/>
@@ -1237,6 +1351,7 @@
     <w:p>
       <w:pPr>
         <w:numPr>
+          <w:ilvl w:val="0"/>
           <w:numId w:val="0"/>
         </w:numPr>
         <w:ind w:leftChars="0"/>
@@ -1310,6 +1425,7 @@
     <w:p>
       <w:pPr>
         <w:numPr>
+          <w:ilvl w:val="0"/>
           <w:numId w:val="0"/>
         </w:numPr>
         <w:ind w:leftChars="0"/>
@@ -1329,18 +1445,20 @@
     <w:p>
       <w:pPr>
         <w:numPr>
-          <w:numId w:val="0"/>
-        </w:numPr>
-        <w:ind w:leftChars="0"/>
-        <w:rPr>
-          <w:rFonts w:hint="eastAsia"/>
-          <w:lang w:val="en-US" w:eastAsia="zh-CN"/>
-        </w:rPr>
-      </w:pPr>
-    </w:p>
-    <w:p>
-      <w:pPr>
-        <w:numPr>
+          <w:ilvl w:val="0"/>
+          <w:numId w:val="0"/>
+        </w:numPr>
+        <w:ind w:leftChars="0"/>
+        <w:rPr>
+          <w:rFonts w:hint="eastAsia"/>
+          <w:lang w:val="en-US" w:eastAsia="zh-CN"/>
+        </w:rPr>
+      </w:pPr>
+    </w:p>
+    <w:p>
+      <w:pPr>
+        <w:numPr>
+          <w:ilvl w:val="0"/>
           <w:numId w:val="0"/>
         </w:numPr>
         <w:ind w:leftChars="0"/>
@@ -1360,6 +1478,7 @@
     <w:p>
       <w:pPr>
         <w:numPr>
+          <w:ilvl w:val="0"/>
           <w:numId w:val="0"/>
         </w:numPr>
         <w:ind w:leftChars="0"/>
@@ -1394,6 +1513,7 @@
     <w:p>
       <w:pPr>
         <w:numPr>
+          <w:ilvl w:val="0"/>
           <w:numId w:val="0"/>
         </w:numPr>
         <w:ind w:leftChars="0"/>
@@ -1413,6 +1533,7 @@
     <w:p>
       <w:pPr>
         <w:numPr>
+          <w:ilvl w:val="0"/>
           <w:numId w:val="0"/>
         </w:numPr>
         <w:ind w:leftChars="0"/>
@@ -1464,8 +1585,6 @@
           </wp:inline>
         </w:drawing>
       </w:r>
-      <w:bookmarkStart w:id="0" w:name="_GoBack"/>
-      <w:bookmarkEnd w:id="0"/>
     </w:p>
     <w:sectPr>
       <w:pgSz w:w="11906" w:h="16838"/>
